--- a/sources/veille/ai-act/2026-10-16_veille_ai-act.docx
+++ b/sources/veille/ai-act/2026-10-16_veille_ai-act.docx
@@ -1151,7 +1151,18 @@
           <w:sz w:val="22"/>
           <w:szCs w:val="22"/>
         </w:rPr>
-        <w:t xml:space="preserve">Legifrance.gouv.fr requiert JavaScript (retour : 44 caractères). Sources secondaires consultées via WebSearch signalent que le DDADUE (volet numérique) serait toujours en première lecture à l'Assemblée nationale après adoption par le Sénat le 18 février 2026. La France n'aurait pas encore officiellement désigné ses autorités nationales compétentes au titre du règlement IA. Ces informations sont issues de sources secondaires et ne sont pas vérifiées à une source primaire (https://www.legifrance.gouv.fr, https://www.senat.fr ou https://www.assemblee-nationale.fr) lors de cette exécution.</w:t>
+        <w:t xml:space="preserve">Legifrance.gouv.fr requiert JavaScript (retour : 44 caractères). Sources secondaires consultées via WebSearch signalent que le DDADUE (volet numérique) serait toujours en première lecture à l'Assemblée nationale après adoption par le Sénat le 18 février 2026. La France n'aurait pas encore officiellement désigné ses autorités nationales compétentes au titre du règlement IA. Ces informations sont issues de sources secondaires non identifiées dans la trace de cette exécution, et sont non vérifiées à une source primaire (https://www.legifrance.gouv.fr, https://www.senat.fr ou https://www.assemblee-nationale.fr).</w:t>
+      </w:r>
+      <w:r>
+        <w:rPr>
+          <w:rFonts w:ascii="Times New Roman" w:cs="Times New Roman" w:eastAsia="Times New Roman" w:hAnsi="Times New Roman"/>
+          <w:i/>
+          <w:iCs/>
+          <w:color w:val="6B7280"/>
+          <w:sz w:val="20"/>
+          <w:szCs w:val="20"/>
+        </w:rPr>
+        <w:t xml:space="preserve">   [Corrigé le 16/10/2026 : la réserve est désormais explicite — « non vérifiées » — et l'absence d'identification des sources secondaires est dite. Libellé d'origine au journal.]</w:t>
       </w:r>
     </w:p>
     <w:p>
@@ -1912,6 +1923,64 @@
           <w:szCs w:val="22"/>
         </w:rPr>
         <w:t xml:space="preserve">• Article IAPP MEMBER "Mind the gap: IC sets expectations for AI model developers" (14 oct) : potentiellement adjacent au règlement IA, à lire si accès disponible.</w:t>
+      </w:r>
+    </w:p>
+    <w:p>
+      <w:pPr>
+        <w:spacing w:before="360" w:after="120"/>
+      </w:pPr>
+      <w:r>
+        <w:rPr>
+          <w:rFonts w:ascii="Times New Roman" w:cs="Times New Roman" w:eastAsia="Times New Roman" w:hAnsi="Times New Roman"/>
+          <w:b/>
+          <w:bCs/>
+          <w:color w:val="1F2937"/>
+          <w:sz w:val="26"/>
+          <w:szCs w:val="26"/>
+        </w:rPr>
+        <w:t xml:space="preserve">📝 Journal des corrections</w:t>
+      </w:r>
+    </w:p>
+    <w:p>
+      <w:pPr>
+        <w:spacing w:after="80"/>
+      </w:pPr>
+      <w:r>
+        <w:rPr>
+          <w:rFonts w:ascii="Times New Roman" w:cs="Times New Roman" w:eastAsia="Times New Roman" w:hAnsi="Times New Roman"/>
+          <w:color w:val="1F2937"/>
+          <w:sz w:val="22"/>
+          <w:szCs w:val="22"/>
+        </w:rPr>
+        <w:t xml:space="preserve">Corrections apportées le 16/10/2026, après un audit mené à la main : le job du 16/10 est mort sur son plafond de coût (3,2339 $ pour 3,00 $, 34 tours) sans lancer aucun contrôle, et cette note a été relue puis publiée séparément.</w:t>
+      </w:r>
+    </w:p>
+    <w:p>
+      <w:pPr>
+        <w:spacing w:after="80"/>
+      </w:pPr>
+      <w:r>
+        <w:rPr>
+          <w:rFonts w:ascii="Times New Roman" w:cs="Times New Roman" w:eastAsia="Times New Roman" w:hAnsi="Times New Roman"/>
+          <w:color w:val="1F2937"/>
+          <w:sz w:val="20"/>
+          <w:szCs w:val="20"/>
+        </w:rPr>
+        <w:t xml:space="preserve">• Réserve du DDADUE (¶ « Legifrance.gouv.fr requiert JavaScript ») : le libellé d'origine était « Ces informations sont issues de sources secondaires et ne sont pas vérifiées à une source primaire (…) lors de cette exécution. » La réserve y était, mais ni la formulation « non vérifié » que le contrôle reconnaît, ni le fait que les sources secondaires ne sont pas identifiables dans la trace. Les deux sont désormais écrits. Aucune affirmation de fond n'a changé.</w:t>
+      </w:r>
+    </w:p>
+    <w:p>
+      <w:pPr>
+        <w:spacing w:after="80"/>
+      </w:pPr>
+      <w:r>
+        <w:rPr>
+          <w:rFonts w:ascii="Times New Roman" w:cs="Times New Roman" w:eastAsia="Times New Roman" w:hAnsi="Times New Roman"/>
+          <w:color w:val="1F2937"/>
+          <w:sz w:val="20"/>
+          <w:szCs w:val="20"/>
+        </w:rPr>
+        <w:t xml:space="preserve">• AUCUNE AUTRE CORRECTION. L'« URL malformée » https://www.legifrance.gouv.fr, que la fiche du 16/10 reprochait d'abord à ce document n'en était pas une : la virgule sépare trois adresses dans une liste, ce qui est du français correct. Le défaut était dans l'extraction des adresses du contrôle, corrigé le même jour (㊴), et la fiche rectifiée.</w:t>
       </w:r>
     </w:p>
     <w:sectPr>
